--- a/Vypracovane_protokoly/Protokol_Sacharidy-2_vyriesene.docx
+++ b/Vypracovane_protokoly/Protokol_Sacharidy-2_vyriesene.docx
@@ -770,7 +770,35 @@
         <w:rPr>
           <w:rFonts w:ascii="Times New Roman" w:hAnsi="Times New Roman"/>
         </w:rPr>
-        <w:t xml:space="preserve"> (trstinový cukor, repný cukor) sa skladá z D-glukózy a D-fruktózy, ktoré sú spojené α(1-2)</w:t>
+        <w:t xml:space="preserve"> (trstinový cukor, repný cukor) sa skladá z D-glukózy a D-fruktózy, ktoré sú spojené α</w:t>
+      </w:r>
+      <w:r>
+        <w:rPr>
+          <w:rFonts w:ascii="Times New Roman" w:hAnsi="Times New Roman"/>
+        </w:rPr>
+        <w:t xml:space="preserve">, </w:t>
+      </w:r>
+      <w:r>
+        <w:rPr>
+          <w:rFonts w:ascii="Times New Roman" w:hAnsi="Times New Roman"/>
+          <w:color w:val="202122"/>
+          <w:shd w:val="clear" w:color="auto" w:fill="FFFFFF"/>
+        </w:rPr>
+        <w:t>β</w:t>
+      </w:r>
+      <w:r>
+        <w:rPr>
+          <w:rFonts w:ascii="Times New Roman" w:hAnsi="Times New Roman"/>
+          <w:color w:val="202122"/>
+          <w:shd w:val="clear" w:color="auto" w:fill="FFFFFF"/>
+        </w:rPr>
+        <w:t>-</w:t>
+      </w:r>
+      <w:r>
+        <w:rPr>
+          <w:rFonts w:ascii="Times New Roman" w:hAnsi="Times New Roman"/>
+        </w:rPr>
+        <w:t>(1-2)</w:t>
       </w:r>
       <w:r>
         <w:rPr>
